--- a/barlow/finesst_submission/1_anonymized_technical/osdmp.docx
+++ b/barlow/finesst_submission/1_anonymized_technical/osdmp.docx
@@ -167,7 +167,7 @@
                 <w:i w:val="0"/>
                 <w:sz w:val="18"/>
               </w:rPr>
-              <w:t>2001 airborne lidar DEM (NASA ATM, 2 m)</w:t>
+              <w:t>2001 airborne LiDAR DEM (NASA ATM, 2 m)</w:t>
             </w:r>
           </w:p>
         </w:tc>
@@ -229,7 +229,7 @@
                 <w:i w:val="0"/>
                 <w:sz w:val="18"/>
               </w:rPr>
-              <w:t>2014–15 airborne lidar DEM + point cloud (NCALM, 1 m)</w:t>
+              <w:t>2014–15 airborne LiDAR DEM + point cloud (NCALM, 1 m)</w:t>
             </w:r>
           </w:p>
         </w:tc>
